--- a/public/level4/downloads/Level4_Lesson3.docx
+++ b/public/level4/downloads/Level4_Lesson3.docx
@@ -4905,7 +4905,7 @@
                 <w:i w:val="0"/>
                 <w:sz w:val="23"/>
               </w:rPr>
-              <w:t>gonna</w:t>
+              <w:t>going to</w:t>
             </w:r>
             <w:r>
               <w:rPr>
@@ -4937,7 +4937,7 @@
                 <w:i w:val="0"/>
                 <w:sz w:val="23"/>
               </w:rPr>
-              <w:t>wanna</w:t>
+              <w:t>want to</w:t>
             </w:r>
             <w:r>
               <w:rPr>
@@ -5087,7 +5087,7 @@
                 <w:i w:val="0"/>
                 <w:sz w:val="23"/>
               </w:rPr>
-              <w:t xml:space="preserve"> read the script aloud with a volunteer (about 1:52), at a natural speed, two times. Say </w:t>
+              <w:t xml:space="preserve"> read the script aloud with a volunteer (about 1:53), at a natural speed, two times. The script says </w:t>
             </w:r>
             <w:r>
               <w:rPr>
@@ -5095,7 +5095,7 @@
                 <w:i/>
                 <w:sz w:val="23"/>
               </w:rPr>
-              <w:t>gonna</w:t>
+              <w:t>going to</w:t>
             </w:r>
             <w:r>
               <w:rPr>
@@ -5111,6 +5111,38 @@
                 <w:i/>
                 <w:sz w:val="23"/>
               </w:rPr>
+              <w:t>want to</w:t>
+            </w:r>
+            <w:r>
+              <w:rPr>
+                <w:b w:val="0"/>
+                <w:i w:val="0"/>
+                <w:sz w:val="23"/>
+              </w:rPr>
+              <w:t xml:space="preserve">. People often say </w:t>
+            </w:r>
+            <w:r>
+              <w:rPr>
+                <w:b w:val="0"/>
+                <w:i/>
+                <w:sz w:val="23"/>
+              </w:rPr>
+              <w:t>gonna</w:t>
+            </w:r>
+            <w:r>
+              <w:rPr>
+                <w:b w:val="0"/>
+                <w:i w:val="0"/>
+                <w:sz w:val="23"/>
+              </w:rPr>
+              <w:t xml:space="preserve"> and </w:t>
+            </w:r>
+            <w:r>
+              <w:rPr>
+                <w:b w:val="0"/>
+                <w:i/>
+                <w:sz w:val="23"/>
+              </w:rPr>
               <w:t>wanna</w:t>
             </w:r>
             <w:r>
@@ -5119,7 +5151,7 @@
                 <w:i w:val="0"/>
                 <w:sz w:val="23"/>
               </w:rPr>
-              <w:t xml:space="preserve"> where the script has them. When the audio is ready, it plays the conversation once; press play again for play 2. A third play is fine if the class needs it.</w:t>
+              <w:t>; learners only need to recognize those words. When the audio is ready, it plays the conversation once; press play again for play 2. A third play is fine if the class needs it.</w:t>
             </w:r>
           </w:p>
           <w:p>
@@ -6828,7 +6860,7 @@
           <w:color w:val="1B6F7A"/>
           <w:sz w:val="30"/>
         </w:rPr>
-        <w:t>Listening script (not recorded yet; about 1:52 when recorded; the conversation plays once, so press play again for the second listen)</w:t>
+        <w:t>Listening script (not recorded yet; about 1:53 when recorded; the conversation plays once, so press play again for the second listen)</w:t>
       </w:r>
     </w:p>
     <w:tbl>
@@ -6877,7 +6909,7 @@
                 <w:i w:val="0"/>
                 <w:sz w:val="22"/>
               </w:rPr>
-              <w:t xml:space="preserve"> the recording is coming soon. Until then, read the script aloud two times, with a volunteer if you can, at a natural, friendly speed. Say </w:t>
+              <w:t xml:space="preserve"> the recording is coming soon. Until then, read the script aloud two times, with a volunteer if you can, at a natural, friendly speed. The script says </w:t>
             </w:r>
             <w:r>
               <w:rPr>
@@ -6885,7 +6917,7 @@
                 <w:i/>
                 <w:sz w:val="22"/>
               </w:rPr>
-              <w:t>gonna</w:t>
+              <w:t>going to</w:t>
             </w:r>
             <w:r>
               <w:rPr>
@@ -6901,6 +6933,38 @@
                 <w:i/>
                 <w:sz w:val="22"/>
               </w:rPr>
+              <w:t>want to</w:t>
+            </w:r>
+            <w:r>
+              <w:rPr>
+                <w:b w:val="0"/>
+                <w:i w:val="0"/>
+                <w:sz w:val="22"/>
+              </w:rPr>
+              <w:t xml:space="preserve">. People often say </w:t>
+            </w:r>
+            <w:r>
+              <w:rPr>
+                <w:b w:val="0"/>
+                <w:i/>
+                <w:sz w:val="22"/>
+              </w:rPr>
+              <w:t>gonna</w:t>
+            </w:r>
+            <w:r>
+              <w:rPr>
+                <w:b w:val="0"/>
+                <w:i w:val="0"/>
+                <w:sz w:val="22"/>
+              </w:rPr>
+              <w:t xml:space="preserve"> and </w:t>
+            </w:r>
+            <w:r>
+              <w:rPr>
+                <w:b w:val="0"/>
+                <w:i/>
+                <w:sz w:val="22"/>
+              </w:rPr>
               <w:t>wanna</w:t>
             </w:r>
             <w:r>
@@ -6909,7 +6973,7 @@
                 <w:i w:val="0"/>
                 <w:sz w:val="22"/>
               </w:rPr>
-              <w:t xml:space="preserve"> where the script has them.</w:t>
+              <w:t>; learners only need to recognize those words.</w:t>
             </w:r>
           </w:p>
         </w:tc>
@@ -7013,7 +7077,7 @@
                 <w:i w:val="0"/>
                 <w:sz w:val="22"/>
               </w:rPr>
-              <w:t xml:space="preserve"> Yes, I've already restocked them. Aisles one to six are done.</w:t>
+              <w:t xml:space="preserve"> Yes, I've already restocked them. Those shelves are done.</w:t>
             </w:r>
           </w:p>
           <w:p>
@@ -7076,7 +7140,7 @@
                 <w:i w:val="0"/>
                 <w:sz w:val="22"/>
               </w:rPr>
-              <w:t xml:space="preserve"> We've already put away the milk and the eggs.</w:t>
+              <w:t xml:space="preserve"> We have already put away the milk and the eggs.</w:t>
             </w:r>
           </w:p>
           <w:p>
@@ -7139,7 +7203,7 @@
                 <w:i w:val="0"/>
                 <w:sz w:val="22"/>
               </w:rPr>
-              <w:t xml:space="preserve"> That's OK. Are you gonna have time tonight?</w:t>
+              <w:t xml:space="preserve"> That's OK. Are you going to have time tonight?</w:t>
             </w:r>
           </w:p>
           <w:p>
@@ -7160,7 +7224,7 @@
                 <w:i w:val="0"/>
                 <w:sz w:val="22"/>
               </w:rPr>
-              <w:t xml:space="preserve"> I think so. I'm gonna start it after the delivery. It takes about twenty minutes.</w:t>
+              <w:t xml:space="preserve"> I think so. I'm going to start it after the delivery. It takes about twenty minutes.</w:t>
             </w:r>
           </w:p>
           <w:p>
@@ -7244,7 +7308,7 @@
                 <w:i w:val="0"/>
                 <w:sz w:val="22"/>
               </w:rPr>
-              <w:t xml:space="preserve"> Not yet. I'm gonna clean it before I clock out.</w:t>
+              <w:t xml:space="preserve"> Not yet. I'm going to clean it before I clock out.</w:t>
             </w:r>
           </w:p>
           <w:p>
@@ -7328,7 +7392,7 @@
                 <w:i w:val="0"/>
                 <w:sz w:val="22"/>
               </w:rPr>
-              <w:t xml:space="preserve"> Thanks. I wanna finish it this week.</w:t>
+              <w:t xml:space="preserve"> Thanks. I want to finish it this week.</w:t>
             </w:r>
           </w:p>
           <w:p>
@@ -8191,7 +8255,7 @@
           <w:i w:val="0"/>
           <w:sz w:val="23"/>
         </w:rPr>
-        <w:t xml:space="preserve"> the listening has </w:t>
+        <w:t xml:space="preserve"> the listening says </w:t>
       </w:r>
       <w:r>
         <w:rPr>
@@ -8199,7 +8263,7 @@
           <w:i/>
           <w:sz w:val="23"/>
         </w:rPr>
-        <w:t>gonna</w:t>
+        <w:t>going to</w:t>
       </w:r>
       <w:r>
         <w:rPr>
@@ -8215,7 +8279,7 @@
           <w:i/>
           <w:sz w:val="23"/>
         </w:rPr>
-        <w:t>wanna</w:t>
+        <w:t>want to</w:t>
       </w:r>
       <w:r>
         <w:rPr>
@@ -8223,7 +8287,7 @@
           <w:i w:val="0"/>
           <w:sz w:val="23"/>
         </w:rPr>
-        <w:t xml:space="preserve">. Learners need to understand them; they can always say </w:t>
+        <w:t xml:space="preserve">. People often say </w:t>
       </w:r>
       <w:r>
         <w:rPr>
@@ -8231,7 +8295,7 @@
           <w:i/>
           <w:sz w:val="23"/>
         </w:rPr>
-        <w:t>going to</w:t>
+        <w:t>gonna</w:t>
       </w:r>
       <w:r>
         <w:rPr>
@@ -8247,7 +8311,7 @@
           <w:i/>
           <w:sz w:val="23"/>
         </w:rPr>
-        <w:t>want to</w:t>
+        <w:t>wanna</w:t>
       </w:r>
       <w:r>
         <w:rPr>
@@ -8255,7 +8319,7 @@
           <w:i w:val="0"/>
           <w:sz w:val="23"/>
         </w:rPr>
-        <w:t>.</w:t>
+        <w:t>. Learners only need to recognize the short forms; they can always say the full forms.</w:t>
       </w:r>
     </w:p>
     <w:p>
@@ -11443,7 +11507,7 @@
           <w:i w:val="0"/>
           <w:sz w:val="26"/>
         </w:rPr>
-        <w:t>We've ____________ put away the milk and the eggs.</w:t>
+        <w:t>We have ____________ put away the milk and the eggs.</w:t>
       </w:r>
     </w:p>
     <w:p>
@@ -11487,7 +11551,7 @@
           <w:i w:val="0"/>
           <w:sz w:val="26"/>
         </w:rPr>
-        <w:t>gonna</w:t>
+        <w:t>going to</w:t>
       </w:r>
       <w:r>
         <w:rPr>
@@ -11519,7 +11583,7 @@
           <w:i w:val="0"/>
           <w:sz w:val="26"/>
         </w:rPr>
-        <w:t>wanna</w:t>
+        <w:t>want to</w:t>
       </w:r>
       <w:r>
         <w:rPr>

--- a/public/level4/downloads/Level4_Lesson3.docx
+++ b/public/level4/downloads/Level4_Lesson3.docx
@@ -5087,7 +5087,7 @@
                 <w:i w:val="0"/>
                 <w:sz w:val="23"/>
               </w:rPr>
-              <w:t xml:space="preserve"> read the script aloud with a volunteer (about 1:53), at a natural speed, two times. The script says </w:t>
+              <w:t xml:space="preserve"> read the script aloud with a volunteer (about 1:56), at a natural speed, two times. The script says </w:t>
             </w:r>
             <w:r>
               <w:rPr>
@@ -6860,7 +6860,7 @@
           <w:color w:val="1B6F7A"/>
           <w:sz w:val="30"/>
         </w:rPr>
-        <w:t>Listening script (not recorded yet; about 1:53 when recorded; the conversation plays once, so press play again for the second listen)</w:t>
+        <w:t>Listening script (not recorded yet; about 1:56 when recorded; the conversation plays once, so press play again for the second listen)</w:t>
       </w:r>
     </w:p>
     <w:tbl>
@@ -7434,7 +7434,7 @@
                 <w:i w:val="0"/>
                 <w:sz w:val="22"/>
               </w:rPr>
-              <w:t xml:space="preserve"> Thank you!</w:t>
+              <w:t xml:space="preserve"> Thank you. That means a lot.</w:t>
             </w:r>
           </w:p>
           <w:p>
@@ -7455,7 +7455,7 @@
                 <w:i w:val="0"/>
                 <w:sz w:val="22"/>
               </w:rPr>
-              <w:t xml:space="preserve"> Thanks, Ms. Rivera. See you tomorrow.</w:t>
+              <w:t xml:space="preserve"> Thank you, Miss Rivera. I will see you tomorrow.</w:t>
             </w:r>
           </w:p>
           <w:p>

--- a/public/level4/downloads/Level4_Lesson3.docx
+++ b/public/level4/downloads/Level4_Lesson3.docx
@@ -7455,7 +7455,7 @@
                 <w:i w:val="0"/>
                 <w:sz w:val="22"/>
               </w:rPr>
-              <w:t xml:space="preserve"> Thank you, Miss Rivera. I will see you tomorrow.</w:t>
+              <w:t xml:space="preserve"> Thank you, Ms Rivera. I will see you tomorrow.</w:t>
             </w:r>
           </w:p>
           <w:p>

--- a/public/level4/downloads/Level4_Lesson3.docx
+++ b/public/level4/downloads/Level4_Lesson3.docx
@@ -35,7 +35,7 @@
           <w:i w:val="0"/>
           <w:sz w:val="22"/>
         </w:rPr>
-        <w:t xml:space="preserve"> Draft for review; not published.</w:t>
+        <w:t xml:space="preserve"> Complete lesson (all 13 Level 4 lessons are published).</w:t>
       </w:r>
     </w:p>
     <w:p>
@@ -134,7 +134,25 @@
           <w:i w:val="0"/>
           <w:sz w:val="22"/>
         </w:rPr>
-        <w:t>). Listening audio: not recorded yet (coming soon); until then, read the listening script in this plan aloud.</w:t>
+        <w:t xml:space="preserve">). Audio: </w:t>
+      </w:r>
+      <w:r>
+        <w:rPr>
+          <w:rFonts w:ascii="Consolas" w:hAnsi="Consolas"/>
+          <w:b w:val="0"/>
+          <w:i w:val="0"/>
+          <w:color w:val="8B1A1A"/>
+          <w:sz w:val="22"/>
+        </w:rPr>
+        <w:t>audio/L4_L3_listening.mp3</w:t>
+      </w:r>
+      <w:r>
+        <w:rPr>
+          <w:b w:val="0"/>
+          <w:i w:val="0"/>
+          <w:sz w:val="22"/>
+        </w:rPr>
+        <w:t>.</w:t>
       </w:r>
     </w:p>
     <w:tbl>
@@ -532,7 +550,7 @@
                 <w:i w:val="0"/>
                 <w:sz w:val="19"/>
               </w:rPr>
-              <w:t>Picture and license credits</w:t>
+              <w:t>Picture, audio, and license credits</w:t>
             </w:r>
           </w:p>
         </w:tc>
@@ -2088,15 +2106,17 @@
                 <w:i w:val="0"/>
                 <w:sz w:val="23"/>
               </w:rPr>
-              <w:t xml:space="preserve">Listening: </w:t>
-            </w:r>
-            <w:r>
-              <w:rPr>
-                <w:b/>
-                <w:i w:val="0"/>
+              <w:t xml:space="preserve">Listening: phone + small speaker, </w:t>
+            </w:r>
+            <w:r>
+              <w:rPr>
+                <w:rFonts w:ascii="Consolas" w:hAnsi="Consolas"/>
+                <w:b w:val="0"/>
+                <w:i w:val="0"/>
+                <w:color w:val="8B1A1A"/>
                 <w:sz w:val="23"/>
               </w:rPr>
-              <w:t>no recording yet.</w:t>
+              <w:t>L4_L3_listening.mp3</w:t>
             </w:r>
             <w:r>
               <w:rPr>
@@ -2104,7 +2124,7 @@
                 <w:i w:val="0"/>
                 <w:sz w:val="23"/>
               </w:rPr>
-              <w:t xml:space="preserve"> Read the listening script aloud (with a volunteer if you can), at a natural speed, two times.</w:t>
+              <w:t xml:space="preserve"> (about 1:59). No speaker? Read the script aloud with a volunteer.</w:t>
             </w:r>
           </w:p>
           <w:p>
@@ -5079,7 +5099,7 @@
                 <w:i w:val="0"/>
                 <w:sz w:val="23"/>
               </w:rPr>
-              <w:t>No recording yet:</w:t>
+              <w:t>The audio plays the conversation once (about 1:59).</w:t>
             </w:r>
             <w:r>
               <w:rPr>
@@ -5087,7 +5107,7 @@
                 <w:i w:val="0"/>
                 <w:sz w:val="23"/>
               </w:rPr>
-              <w:t xml:space="preserve"> read the script aloud with a volunteer (about 1:56), at a natural speed, two times. The script says </w:t>
+              <w:t xml:space="preserve"> Press play again for play 2. A third play is fine if the class needs it. The script says </w:t>
             </w:r>
             <w:r>
               <w:rPr>
@@ -5151,7 +5171,7 @@
                 <w:i w:val="0"/>
                 <w:sz w:val="23"/>
               </w:rPr>
-              <w:t>; learners only need to recognize those words. When the audio is ready, it plays the conversation once; press play again for play 2. A third play is fine if the class needs it.</w:t>
+              <w:t>; learners only need to recognize those words.</w:t>
             </w:r>
           </w:p>
           <w:p>
@@ -6860,7 +6880,26 @@
           <w:color w:val="1B6F7A"/>
           <w:sz w:val="30"/>
         </w:rPr>
-        <w:t>Listening script (not recorded yet; about 1:56 when recorded; the conversation plays once, so press play again for the second listen)</w:t>
+        <w:t xml:space="preserve">Listening script: </w:t>
+      </w:r>
+      <w:r>
+        <w:rPr>
+          <w:rFonts w:ascii="Consolas" w:hAnsi="Consolas"/>
+          <w:b/>
+          <w:i w:val="0"/>
+          <w:color w:val="8B1A1A"/>
+          <w:sz w:val="30"/>
+        </w:rPr>
+        <w:t>L4_L3_listening.mp3</w:t>
+      </w:r>
+      <w:r>
+        <w:rPr>
+          <w:b/>
+          <w:i w:val="0"/>
+          <w:color w:val="1B6F7A"/>
+          <w:sz w:val="30"/>
+        </w:rPr>
+        <w:t xml:space="preserve"> (about 1:59; the conversation plays once, so press play again for the second listen)</w:t>
       </w:r>
     </w:p>
     <w:tbl>
@@ -6909,7 +6948,25 @@
                 <w:i w:val="0"/>
                 <w:sz w:val="22"/>
               </w:rPr>
-              <w:t xml:space="preserve"> the recording is coming soon. Until then, read the script aloud two times, with a volunteer if you can, at a natural, friendly speed. The script says </w:t>
+              <w:t xml:space="preserve"> play </w:t>
+            </w:r>
+            <w:r>
+              <w:rPr>
+                <w:rFonts w:ascii="Consolas" w:hAnsi="Consolas"/>
+                <w:b w:val="0"/>
+                <w:i w:val="0"/>
+                <w:color w:val="8B1A1A"/>
+                <w:sz w:val="22"/>
+              </w:rPr>
+              <w:t>L4_L3_listening.mp3</w:t>
+            </w:r>
+            <w:r>
+              <w:rPr>
+                <w:b w:val="0"/>
+                <w:i w:val="0"/>
+                <w:sz w:val="22"/>
+              </w:rPr>
+              <w:t xml:space="preserve"> from a phone + small speaker. No speaker? Read the script with a volunteer, at a natural, friendly speed. The script says </w:t>
             </w:r>
             <w:r>
               <w:rPr>
@@ -20426,7 +20483,7 @@
           <w:i w:val="0"/>
           <w:sz w:val="22"/>
         </w:rPr>
-        <w:t>Listening audio: not recorded yet. When it is made, it will use synthetic voices made with Chatterbox TTS (Resemble AI, MIT License), cloned from synthetic reference clips made with Kokoro-82M (Apache License 2.0), with no recordings of real people. The names and the story are invented.</w:t>
+        <w:t>Listening audio: synthetic voices made with Chatterbox TTS (Resemble AI, MIT License), cloned from synthetic reference clips made with Kokoro-82M (Apache License 2.0). No recordings of real people were used. Each file carries an inaudible Perth watermark marking it as AI-generated. The names and the story are invented.</w:t>
       </w:r>
     </w:p>
     <w:p>
@@ -20464,7 +20521,7 @@
         <w:color w:val="555555"/>
         <w:sz w:val="17"/>
       </w:rPr>
-      <w:t xml:space="preserve">Level 4 ESL · Lesson 3 · Draft for review   |   page </w:t>
+      <w:t xml:space="preserve">Level 4 ESL · Lesson 3   |   page </w:t>
     </w:r>
     <w:r>
       <w:rPr>

--- a/public/level4/downloads/Level4_Lesson3.docx
+++ b/public/level4/downloads/Level4_Lesson3.docx
@@ -8344,7 +8344,7 @@
           <w:i w:val="0"/>
           <w:sz w:val="23"/>
         </w:rPr>
-        <w:t xml:space="preserve">. People often say </w:t>
+        <w:t xml:space="preserve">. Tell learners: people often say </w:t>
       </w:r>
       <w:r>
         <w:rPr>
@@ -8376,7 +8376,7 @@
           <w:i w:val="0"/>
           <w:sz w:val="23"/>
         </w:rPr>
-        <w:t>. Learners only need to recognize the short forms; they can always say the full forms.</w:t>
+        <w:t>, and they will hear them a lot. The short forms are fine in casual talk; in writing or at a job interview, use the full forms.</w:t>
       </w:r>
     </w:p>
     <w:p>
@@ -11648,7 +11648,39 @@
           <w:i w:val="0"/>
           <w:sz w:val="26"/>
         </w:rPr>
-        <w:t xml:space="preserve"> finish it this week." You can say </w:t>
+        <w:t xml:space="preserve"> finish it this week." People often say </w:t>
+      </w:r>
+      <w:r>
+        <w:rPr>
+          <w:b w:val="0"/>
+          <w:i/>
+          <w:sz w:val="26"/>
+        </w:rPr>
+        <w:t>gonna</w:t>
+      </w:r>
+      <w:r>
+        <w:rPr>
+          <w:b w:val="0"/>
+          <w:i w:val="0"/>
+          <w:sz w:val="26"/>
+        </w:rPr>
+        <w:t xml:space="preserve"> (going to) and </w:t>
+      </w:r>
+      <w:r>
+        <w:rPr>
+          <w:b w:val="0"/>
+          <w:i/>
+          <w:sz w:val="26"/>
+        </w:rPr>
+        <w:t>wanna</w:t>
+      </w:r>
+      <w:r>
+        <w:rPr>
+          <w:b w:val="0"/>
+          <w:i w:val="0"/>
+          <w:sz w:val="26"/>
+        </w:rPr>
+        <w:t xml:space="preserve"> (want to), and you will hear them a lot. They are fine with friends; in writing or at a job interview, use </w:t>
       </w:r>
       <w:r>
         <w:rPr>
